--- a/klagomål/A 34204-2025 FSC-klagomål.docx
+++ b/klagomål/A 34204-2025 FSC-klagomål.docx
@@ -191,7 +191,7 @@
     </w:p>
     <w:p>
       <w:r>
-        <w:t>I avverkningsanmälan har följande 2 naturvårdsarter hittats: västlig hakmossa (S) och kungsfågel (§4). Arter som är signalarter enligt Skogsstyrelsen har markerats med (S). För fridlysta arter anges även paragrafen i Artskyddsförordningen som arten är fridlyst enligt.</w:t>
+        <w:t>I avverkningsanmälan har följande 3 naturvårdsarter hittats: västlig hakmossa (S), kungsfågel (§4) och revlummer (§9). Arter som är signalarter enligt Skogsstyrelsen har markerats med (S). För fridlysta arter anges även paragrafen i Artskyddsförordningen som arten är fridlyst enligt.</w:t>
       </w:r>
     </w:p>
     <w:p>
@@ -256,7 +256,7 @@
     </w:p>
     <w:p>
       <w:r>
-        <w:t>Följande fridlysta arter har sina livsmiljöer och växtplatser i den avverkningsanmälda skogen: kungsfågel (§4).</w:t>
+        <w:t>Följande fridlysta arter har sina livsmiljöer och växtplatser i den avverkningsanmälda skogen: kungsfågel (§4) och revlummer (§9).</w:t>
       </w:r>
     </w:p>
     <w:p>
@@ -379,7 +379,7 @@
         <w:rPr>
           <w:i/>
         </w:rPr>
-        <w:t>I det avverkningsanmälda skogsområdet har 2 naturvårdsarter varav 0 rödlistade arter sina livsmiljöer och växtplatser.</w:t>
+        <w:t>I det avverkningsanmälda skogsområdet har 3 naturvårdsarter varav 0 rödlistade arter sina livsmiljöer och växtplatser.</w:t>
       </w:r>
     </w:p>
     <w:p>
@@ -694,7 +694,7 @@
     <w:r>
       <w:tab/>
       <w:tab/>
-      <w:t>2025-11-12</w:t>
+      <w:t>2025-11-13</w:t>
       <w:br/>
       <w:br/>
     </w:r>

--- a/klagomål/A 34204-2025 FSC-klagomål.docx
+++ b/klagomål/A 34204-2025 FSC-klagomål.docx
@@ -694,7 +694,7 @@
     <w:r>
       <w:tab/>
       <w:tab/>
-      <w:t>2025-11-13</w:t>
+      <w:t>2025-11-14</w:t>
       <w:br/>
       <w:br/>
     </w:r>

--- a/klagomål/A 34204-2025 FSC-klagomål.docx
+++ b/klagomål/A 34204-2025 FSC-klagomål.docx
@@ -694,7 +694,7 @@
     <w:r>
       <w:tab/>
       <w:tab/>
-      <w:t>2025-11-14</w:t>
+      <w:t>2025-11-15</w:t>
       <w:br/>
       <w:br/>
     </w:r>

--- a/klagomål/A 34204-2025 FSC-klagomål.docx
+++ b/klagomål/A 34204-2025 FSC-klagomål.docx
@@ -694,7 +694,7 @@
     <w:r>
       <w:tab/>
       <w:tab/>
-      <w:t>2025-11-15</w:t>
+      <w:t>2025-11-20</w:t>
       <w:br/>
       <w:br/>
     </w:r>

--- a/klagomål/A 34204-2025 FSC-klagomål.docx
+++ b/klagomål/A 34204-2025 FSC-klagomål.docx
@@ -694,7 +694,7 @@
     <w:r>
       <w:tab/>
       <w:tab/>
-      <w:t>2025-11-20</w:t>
+      <w:t>2025-11-21</w:t>
       <w:br/>
       <w:br/>
     </w:r>

--- a/klagomål/A 34204-2025 FSC-klagomål.docx
+++ b/klagomål/A 34204-2025 FSC-klagomål.docx
@@ -694,7 +694,7 @@
     <w:r>
       <w:tab/>
       <w:tab/>
-      <w:t>2025-11-21</w:t>
+      <w:t>2025-11-22</w:t>
       <w:br/>
       <w:br/>
     </w:r>

--- a/klagomål/A 34204-2025 FSC-klagomål.docx
+++ b/klagomål/A 34204-2025 FSC-klagomål.docx
@@ -694,7 +694,7 @@
     <w:r>
       <w:tab/>
       <w:tab/>
-      <w:t>2025-11-22</w:t>
+      <w:t>2025-11-23</w:t>
       <w:br/>
       <w:br/>
     </w:r>

--- a/klagomål/A 34204-2025 FSC-klagomål.docx
+++ b/klagomål/A 34204-2025 FSC-klagomål.docx
@@ -694,7 +694,7 @@
     <w:r>
       <w:tab/>
       <w:tab/>
-      <w:t>2025-11-23</w:t>
+      <w:t>2025-11-24</w:t>
       <w:br/>
       <w:br/>
     </w:r>

--- a/klagomål/A 34204-2025 FSC-klagomål.docx
+++ b/klagomål/A 34204-2025 FSC-klagomål.docx
@@ -694,7 +694,7 @@
     <w:r>
       <w:tab/>
       <w:tab/>
-      <w:t>2025-11-24</w:t>
+      <w:t>2025-11-25</w:t>
       <w:br/>
       <w:br/>
     </w:r>

--- a/klagomål/A 34204-2025 FSC-klagomål.docx
+++ b/klagomål/A 34204-2025 FSC-klagomål.docx
@@ -694,7 +694,7 @@
     <w:r>
       <w:tab/>
       <w:tab/>
-      <w:t>2025-11-25</w:t>
+      <w:t>2025-11-26</w:t>
       <w:br/>
       <w:br/>
     </w:r>

--- a/klagomål/A 34204-2025 FSC-klagomål.docx
+++ b/klagomål/A 34204-2025 FSC-klagomål.docx
@@ -694,7 +694,7 @@
     <w:r>
       <w:tab/>
       <w:tab/>
-      <w:t>2025-11-26</w:t>
+      <w:t>2025-11-27</w:t>
       <w:br/>
       <w:br/>
     </w:r>

--- a/klagomål/A 34204-2025 FSC-klagomål.docx
+++ b/klagomål/A 34204-2025 FSC-klagomål.docx
@@ -694,7 +694,7 @@
     <w:r>
       <w:tab/>
       <w:tab/>
-      <w:t>2025-11-27</w:t>
+      <w:t>2025-11-28</w:t>
       <w:br/>
       <w:br/>
     </w:r>

--- a/klagomål/A 34204-2025 FSC-klagomål.docx
+++ b/klagomål/A 34204-2025 FSC-klagomål.docx
@@ -694,7 +694,7 @@
     <w:r>
       <w:tab/>
       <w:tab/>
-      <w:t>2025-11-28</w:t>
+      <w:t>2025-11-29</w:t>
       <w:br/>
       <w:br/>
     </w:r>

--- a/klagomål/A 34204-2025 FSC-klagomål.docx
+++ b/klagomål/A 34204-2025 FSC-klagomål.docx
@@ -694,7 +694,7 @@
     <w:r>
       <w:tab/>
       <w:tab/>
-      <w:t>2025-11-29</w:t>
+      <w:t>2025-11-30</w:t>
       <w:br/>
       <w:br/>
     </w:r>

--- a/klagomål/A 34204-2025 FSC-klagomål.docx
+++ b/klagomål/A 34204-2025 FSC-klagomål.docx
@@ -694,7 +694,7 @@
     <w:r>
       <w:tab/>
       <w:tab/>
-      <w:t>2025-11-30</w:t>
+      <w:t>2025-12-01</w:t>
       <w:br/>
       <w:br/>
     </w:r>

--- a/klagomål/A 34204-2025 FSC-klagomål.docx
+++ b/klagomål/A 34204-2025 FSC-klagomål.docx
@@ -694,7 +694,7 @@
     <w:r>
       <w:tab/>
       <w:tab/>
-      <w:t>2025-12-01</w:t>
+      <w:t>2025-12-02</w:t>
       <w:br/>
       <w:br/>
     </w:r>

--- a/klagomål/A 34204-2025 FSC-klagomål.docx
+++ b/klagomål/A 34204-2025 FSC-klagomål.docx
@@ -694,7 +694,7 @@
     <w:r>
       <w:tab/>
       <w:tab/>
-      <w:t>2025-12-02</w:t>
+      <w:t>2025-12-03</w:t>
       <w:br/>
       <w:br/>
     </w:r>

--- a/klagomål/A 34204-2025 FSC-klagomål.docx
+++ b/klagomål/A 34204-2025 FSC-klagomål.docx
@@ -694,7 +694,7 @@
     <w:r>
       <w:tab/>
       <w:tab/>
-      <w:t>2025-12-03</w:t>
+      <w:t>2025-12-04</w:t>
       <w:br/>
       <w:br/>
     </w:r>

--- a/klagomål/A 34204-2025 FSC-klagomål.docx
+++ b/klagomål/A 34204-2025 FSC-klagomål.docx
@@ -694,7 +694,7 @@
     <w:r>
       <w:tab/>
       <w:tab/>
-      <w:t>2025-12-04</w:t>
+      <w:t>2025-12-05</w:t>
       <w:br/>
       <w:br/>
     </w:r>

--- a/klagomål/A 34204-2025 FSC-klagomål.docx
+++ b/klagomål/A 34204-2025 FSC-klagomål.docx
@@ -694,7 +694,7 @@
     <w:r>
       <w:tab/>
       <w:tab/>
-      <w:t>2025-12-05</w:t>
+      <w:t>2025-12-06</w:t>
       <w:br/>
       <w:br/>
     </w:r>

--- a/klagomål/A 34204-2025 FSC-klagomål.docx
+++ b/klagomål/A 34204-2025 FSC-klagomål.docx
@@ -694,7 +694,7 @@
     <w:r>
       <w:tab/>
       <w:tab/>
-      <w:t>2025-12-06</w:t>
+      <w:t>2025-12-07</w:t>
       <w:br/>
       <w:br/>
     </w:r>

--- a/klagomål/A 34204-2025 FSC-klagomål.docx
+++ b/klagomål/A 34204-2025 FSC-klagomål.docx
@@ -694,7 +694,7 @@
     <w:r>
       <w:tab/>
       <w:tab/>
-      <w:t>2025-12-07</w:t>
+      <w:t>2025-12-08</w:t>
       <w:br/>
       <w:br/>
     </w:r>

--- a/klagomål/A 34204-2025 FSC-klagomål.docx
+++ b/klagomål/A 34204-2025 FSC-klagomål.docx
@@ -694,7 +694,7 @@
     <w:r>
       <w:tab/>
       <w:tab/>
-      <w:t>2025-12-08</w:t>
+      <w:t>2025-12-09</w:t>
       <w:br/>
       <w:br/>
     </w:r>

--- a/klagomål/A 34204-2025 FSC-klagomål.docx
+++ b/klagomål/A 34204-2025 FSC-klagomål.docx
@@ -694,7 +694,7 @@
     <w:r>
       <w:tab/>
       <w:tab/>
-      <w:t>2025-12-09</w:t>
+      <w:t>2025-12-10</w:t>
       <w:br/>
       <w:br/>
     </w:r>

--- a/klagomål/A 34204-2025 FSC-klagomål.docx
+++ b/klagomål/A 34204-2025 FSC-klagomål.docx
@@ -694,7 +694,7 @@
     <w:r>
       <w:tab/>
       <w:tab/>
-      <w:t>2025-12-10</w:t>
+      <w:t>2025-12-11</w:t>
       <w:br/>
       <w:br/>
     </w:r>

--- a/klagomål/A 34204-2025 FSC-klagomål.docx
+++ b/klagomål/A 34204-2025 FSC-klagomål.docx
@@ -694,7 +694,7 @@
     <w:r>
       <w:tab/>
       <w:tab/>
-      <w:t>2025-12-11</w:t>
+      <w:t>2025-12-12</w:t>
       <w:br/>
       <w:br/>
     </w:r>

--- a/klagomål/A 34204-2025 FSC-klagomål.docx
+++ b/klagomål/A 34204-2025 FSC-klagomål.docx
@@ -694,7 +694,7 @@
     <w:r>
       <w:tab/>
       <w:tab/>
-      <w:t>2025-12-12</w:t>
+      <w:t>2025-12-13</w:t>
       <w:br/>
       <w:br/>
     </w:r>

--- a/klagomål/A 34204-2025 FSC-klagomål.docx
+++ b/klagomål/A 34204-2025 FSC-klagomål.docx
@@ -694,7 +694,7 @@
     <w:r>
       <w:tab/>
       <w:tab/>
-      <w:t>2025-12-19</w:t>
+      <w:t>2025-12-20</w:t>
       <w:br/>
       <w:br/>
     </w:r>

--- a/klagomål/A 34204-2025 FSC-klagomål.docx
+++ b/klagomål/A 34204-2025 FSC-klagomål.docx
@@ -694,7 +694,7 @@
     <w:r>
       <w:tab/>
       <w:tab/>
-      <w:t>2025-12-20</w:t>
+      <w:t>2025-12-21</w:t>
       <w:br/>
       <w:br/>
     </w:r>

--- a/klagomål/A 34204-2025 FSC-klagomål.docx
+++ b/klagomål/A 34204-2025 FSC-klagomål.docx
@@ -694,7 +694,7 @@
     <w:r>
       <w:tab/>
       <w:tab/>
-      <w:t>2025-12-21</w:t>
+      <w:t>2025-12-22</w:t>
       <w:br/>
       <w:br/>
     </w:r>

--- a/klagomål/A 34204-2025 FSC-klagomål.docx
+++ b/klagomål/A 34204-2025 FSC-klagomål.docx
@@ -694,7 +694,7 @@
     <w:r>
       <w:tab/>
       <w:tab/>
-      <w:t>2025-12-22</w:t>
+      <w:t>2025-12-26</w:t>
       <w:br/>
       <w:br/>
     </w:r>

--- a/klagomål/A 34204-2025 FSC-klagomål.docx
+++ b/klagomål/A 34204-2025 FSC-klagomål.docx
@@ -694,7 +694,7 @@
     <w:r>
       <w:tab/>
       <w:tab/>
-      <w:t>2026-01-03</w:t>
+      <w:t>2026-01-04</w:t>
       <w:br/>
       <w:br/>
     </w:r>

--- a/klagomål/A 34204-2025 FSC-klagomål.docx
+++ b/klagomål/A 34204-2025 FSC-klagomål.docx
@@ -694,7 +694,7 @@
     <w:r>
       <w:tab/>
       <w:tab/>
-      <w:t>2026-01-07</w:t>
+      <w:t>2026-01-08</w:t>
       <w:br/>
       <w:br/>
     </w:r>

--- a/klagomål/A 34204-2025 FSC-klagomål.docx
+++ b/klagomål/A 34204-2025 FSC-klagomål.docx
@@ -694,7 +694,7 @@
     <w:r>
       <w:tab/>
       <w:tab/>
-      <w:t>2026-01-08</w:t>
+      <w:t>2026-01-09</w:t>
       <w:br/>
       <w:br/>
     </w:r>

--- a/klagomål/A 34204-2025 FSC-klagomål.docx
+++ b/klagomål/A 34204-2025 FSC-klagomål.docx
@@ -694,7 +694,7 @@
     <w:r>
       <w:tab/>
       <w:tab/>
-      <w:t>2026-01-09</w:t>
+      <w:t>2026-01-10</w:t>
       <w:br/>
       <w:br/>
     </w:r>

--- a/klagomål/A 34204-2025 FSC-klagomål.docx
+++ b/klagomål/A 34204-2025 FSC-klagomål.docx
@@ -694,7 +694,7 @@
     <w:r>
       <w:tab/>
       <w:tab/>
-      <w:t>2026-01-10</w:t>
+      <w:t>2026-01-11</w:t>
       <w:br/>
       <w:br/>
     </w:r>

--- a/klagomål/A 34204-2025 FSC-klagomål.docx
+++ b/klagomål/A 34204-2025 FSC-klagomål.docx
@@ -694,7 +694,7 @@
     <w:r>
       <w:tab/>
       <w:tab/>
-      <w:t>2026-01-11</w:t>
+      <w:t>2026-01-12</w:t>
       <w:br/>
       <w:br/>
     </w:r>

--- a/klagomål/A 34204-2025 FSC-klagomål.docx
+++ b/klagomål/A 34204-2025 FSC-klagomål.docx
@@ -694,7 +694,7 @@
     <w:r>
       <w:tab/>
       <w:tab/>
-      <w:t>2026-01-12</w:t>
+      <w:t>2026-01-13</w:t>
       <w:br/>
       <w:br/>
     </w:r>

--- a/klagomål/A 34204-2025 FSC-klagomål.docx
+++ b/klagomål/A 34204-2025 FSC-klagomål.docx
@@ -694,7 +694,7 @@
     <w:r>
       <w:tab/>
       <w:tab/>
-      <w:t>2026-01-13</w:t>
+      <w:t>2026-01-14</w:t>
       <w:br/>
       <w:br/>
     </w:r>

--- a/klagomål/A 34204-2025 FSC-klagomål.docx
+++ b/klagomål/A 34204-2025 FSC-klagomål.docx
@@ -694,7 +694,7 @@
     <w:r>
       <w:tab/>
       <w:tab/>
-      <w:t>2026-01-14</w:t>
+      <w:t>2026-01-15</w:t>
       <w:br/>
       <w:br/>
     </w:r>

--- a/klagomål/A 34204-2025 FSC-klagomål.docx
+++ b/klagomål/A 34204-2025 FSC-klagomål.docx
@@ -694,7 +694,7 @@
     <w:r>
       <w:tab/>
       <w:tab/>
-      <w:t>2026-01-15</w:t>
+      <w:t>2026-01-16</w:t>
       <w:br/>
       <w:br/>
     </w:r>

--- a/klagomål/A 34204-2025 FSC-klagomål.docx
+++ b/klagomål/A 34204-2025 FSC-klagomål.docx
@@ -694,7 +694,7 @@
     <w:r>
       <w:tab/>
       <w:tab/>
-      <w:t>2026-01-16</w:t>
+      <w:t>2026-01-17</w:t>
       <w:br/>
       <w:br/>
     </w:r>

--- a/klagomål/A 34204-2025 FSC-klagomål.docx
+++ b/klagomål/A 34204-2025 FSC-klagomål.docx
@@ -694,7 +694,7 @@
     <w:r>
       <w:tab/>
       <w:tab/>
-      <w:t>2026-01-17</w:t>
+      <w:t>2026-01-18</w:t>
       <w:br/>
       <w:br/>
     </w:r>

--- a/klagomål/A 34204-2025 FSC-klagomål.docx
+++ b/klagomål/A 34204-2025 FSC-klagomål.docx
@@ -694,7 +694,7 @@
     <w:r>
       <w:tab/>
       <w:tab/>
-      <w:t>2026-01-18</w:t>
+      <w:t>2026-01-19</w:t>
       <w:br/>
       <w:br/>
     </w:r>

--- a/klagomål/A 34204-2025 FSC-klagomål.docx
+++ b/klagomål/A 34204-2025 FSC-klagomål.docx
@@ -694,7 +694,7 @@
     <w:r>
       <w:tab/>
       <w:tab/>
-      <w:t>2026-01-19</w:t>
+      <w:t>2026-01-20</w:t>
       <w:br/>
       <w:br/>
     </w:r>

--- a/klagomål/A 34204-2025 FSC-klagomål.docx
+++ b/klagomål/A 34204-2025 FSC-klagomål.docx
@@ -694,7 +694,7 @@
     <w:r>
       <w:tab/>
       <w:tab/>
-      <w:t>2026-01-20</w:t>
+      <w:t>2026-01-21</w:t>
       <w:br/>
       <w:br/>
     </w:r>

--- a/klagomål/A 34204-2025 FSC-klagomål.docx
+++ b/klagomål/A 34204-2025 FSC-klagomål.docx
@@ -694,7 +694,7 @@
     <w:r>
       <w:tab/>
       <w:tab/>
-      <w:t>2026-01-21</w:t>
+      <w:t>2026-01-23</w:t>
       <w:br/>
       <w:br/>
     </w:r>

--- a/klagomål/A 34204-2025 FSC-klagomål.docx
+++ b/klagomål/A 34204-2025 FSC-klagomål.docx
@@ -694,7 +694,7 @@
     <w:r>
       <w:tab/>
       <w:tab/>
-      <w:t>2026-01-23</w:t>
+      <w:t>2026-01-24</w:t>
       <w:br/>
       <w:br/>
     </w:r>

--- a/klagomål/A 34204-2025 FSC-klagomål.docx
+++ b/klagomål/A 34204-2025 FSC-klagomål.docx
@@ -694,7 +694,7 @@
     <w:r>
       <w:tab/>
       <w:tab/>
-      <w:t>2026-01-24</w:t>
+      <w:t>2026-01-25</w:t>
       <w:br/>
       <w:br/>
     </w:r>

--- a/klagomål/A 34204-2025 FSC-klagomål.docx
+++ b/klagomål/A 34204-2025 FSC-klagomål.docx
@@ -694,7 +694,7 @@
     <w:r>
       <w:tab/>
       <w:tab/>
-      <w:t>2026-01-25</w:t>
+      <w:t>2026-01-26</w:t>
       <w:br/>
       <w:br/>
     </w:r>

--- a/klagomål/A 34204-2025 FSC-klagomål.docx
+++ b/klagomål/A 34204-2025 FSC-klagomål.docx
@@ -694,7 +694,7 @@
     <w:r>
       <w:tab/>
       <w:tab/>
-      <w:t>2026-01-26</w:t>
+      <w:t>2026-01-27</w:t>
       <w:br/>
       <w:br/>
     </w:r>

--- a/klagomål/A 34204-2025 FSC-klagomål.docx
+++ b/klagomål/A 34204-2025 FSC-klagomål.docx
@@ -694,7 +694,7 @@
     <w:r>
       <w:tab/>
       <w:tab/>
-      <w:t>2026-01-27</w:t>
+      <w:t>2026-01-28</w:t>
       <w:br/>
       <w:br/>
     </w:r>

--- a/klagomål/A 34204-2025 FSC-klagomål.docx
+++ b/klagomål/A 34204-2025 FSC-klagomål.docx
@@ -112,7 +112,7 @@
         <w:pStyle w:val="ListBullet"/>
       </w:pPr>
       <w:r>
-        <w:t>Om ett ombud (tex Norra skog eller Mellanskog) avverkningsanmäler en skog med naturvärden motsvarande nyckelbiotops kvalité men markägaren inte är FSC certifierad, bör du skicka in ett FSC kontrollerat virke klagomål. Då ska klagomålet skickas till ombudsföretaget.</w:t>
+        <w:t>Om ett ombud (tex Norra skog eller Mellanskog) avverkningsanmäler en skog med naturvärden motsvarande nyckelbiotops kvalitet men markägaren inte är FSC certifierad, bör du skicka in ett FSC kontrollerat virke klagomål. Då ska klagomålet skickas till ombudsföretaget.</w:t>
       </w:r>
     </w:p>
     <w:p>
@@ -694,7 +694,7 @@
     <w:r>
       <w:tab/>
       <w:tab/>
-      <w:t>2026-01-28</w:t>
+      <w:t>2026-01-29</w:t>
       <w:br/>
       <w:br/>
     </w:r>

--- a/klagomål/A 34204-2025 FSC-klagomål.docx
+++ b/klagomål/A 34204-2025 FSC-klagomål.docx
@@ -694,7 +694,7 @@
     <w:r>
       <w:tab/>
       <w:tab/>
-      <w:t>2026-01-29</w:t>
+      <w:t>2026-01-30</w:t>
       <w:br/>
       <w:br/>
     </w:r>

--- a/klagomål/A 34204-2025 FSC-klagomål.docx
+++ b/klagomål/A 34204-2025 FSC-klagomål.docx
@@ -694,7 +694,7 @@
     <w:r>
       <w:tab/>
       <w:tab/>
-      <w:t>2026-01-30</w:t>
+      <w:t>2026-01-31</w:t>
       <w:br/>
       <w:br/>
     </w:r>

--- a/klagomål/A 34204-2025 FSC-klagomål.docx
+++ b/klagomål/A 34204-2025 FSC-klagomål.docx
@@ -694,7 +694,7 @@
     <w:r>
       <w:tab/>
       <w:tab/>
-      <w:t>2026-01-31</w:t>
+      <w:t>2026-02-01</w:t>
       <w:br/>
       <w:br/>
     </w:r>

--- a/klagomål/A 34204-2025 FSC-klagomål.docx
+++ b/klagomål/A 34204-2025 FSC-klagomål.docx
@@ -694,7 +694,7 @@
     <w:r>
       <w:tab/>
       <w:tab/>
-      <w:t>2026-02-22</w:t>
+      <w:t>2026-02-23</w:t>
       <w:br/>
       <w:br/>
     </w:r>

--- a/klagomål/A 34204-2025 FSC-klagomål.docx
+++ b/klagomål/A 34204-2025 FSC-klagomål.docx
@@ -694,7 +694,7 @@
     <w:r>
       <w:tab/>
       <w:tab/>
-      <w:t>2026-02-23</w:t>
+      <w:t>2026-02-24</w:t>
       <w:br/>
       <w:br/>
     </w:r>

--- a/klagomål/A 34204-2025 FSC-klagomål.docx
+++ b/klagomål/A 34204-2025 FSC-klagomål.docx
@@ -694,7 +694,7 @@
     <w:r>
       <w:tab/>
       <w:tab/>
-      <w:t>2026-02-24</w:t>
+      <w:t>2026-02-25</w:t>
       <w:br/>
       <w:br/>
     </w:r>

--- a/klagomål/A 34204-2025 FSC-klagomål.docx
+++ b/klagomål/A 34204-2025 FSC-klagomål.docx
@@ -694,7 +694,7 @@
     <w:r>
       <w:tab/>
       <w:tab/>
-      <w:t>2026-02-25</w:t>
+      <w:t>2026-02-26</w:t>
       <w:br/>
       <w:br/>
     </w:r>

--- a/klagomål/A 34204-2025 FSC-klagomål.docx
+++ b/klagomål/A 34204-2025 FSC-klagomål.docx
@@ -694,7 +694,7 @@
     <w:r>
       <w:tab/>
       <w:tab/>
-      <w:t>2026-02-26</w:t>
+      <w:t>2026-02-28</w:t>
       <w:br/>
       <w:br/>
     </w:r>

--- a/klagomål/A 34204-2025 FSC-klagomål.docx
+++ b/klagomål/A 34204-2025 FSC-klagomål.docx
@@ -694,7 +694,7 @@
     <w:r>
       <w:tab/>
       <w:tab/>
-      <w:t>2026-02-28</w:t>
+      <w:t>2026-03-01</w:t>
       <w:br/>
       <w:br/>
     </w:r>

--- a/klagomål/A 34204-2025 FSC-klagomål.docx
+++ b/klagomål/A 34204-2025 FSC-klagomål.docx
@@ -694,7 +694,7 @@
     <w:r>
       <w:tab/>
       <w:tab/>
-      <w:t>2026-03-01</w:t>
+      <w:t>2026-03-02</w:t>
       <w:br/>
       <w:br/>
     </w:r>

--- a/klagomål/A 34204-2025 FSC-klagomål.docx
+++ b/klagomål/A 34204-2025 FSC-klagomål.docx
@@ -694,7 +694,7 @@
     <w:r>
       <w:tab/>
       <w:tab/>
-      <w:t>2026-03-02</w:t>
+      <w:t>2026-03-03</w:t>
       <w:br/>
       <w:br/>
     </w:r>

--- a/klagomål/A 34204-2025 FSC-klagomål.docx
+++ b/klagomål/A 34204-2025 FSC-klagomål.docx
@@ -694,7 +694,7 @@
     <w:r>
       <w:tab/>
       <w:tab/>
-      <w:t>2026-03-03</w:t>
+      <w:t>2026-03-04</w:t>
       <w:br/>
       <w:br/>
     </w:r>

--- a/klagomål/A 34204-2025 FSC-klagomål.docx
+++ b/klagomål/A 34204-2025 FSC-klagomål.docx
@@ -694,7 +694,7 @@
     <w:r>
       <w:tab/>
       <w:tab/>
-      <w:t>2026-03-04</w:t>
+      <w:t>2026-03-05</w:t>
       <w:br/>
       <w:br/>
     </w:r>

--- a/klagomål/A 34204-2025 FSC-klagomål.docx
+++ b/klagomål/A 34204-2025 FSC-klagomål.docx
@@ -694,7 +694,7 @@
     <w:r>
       <w:tab/>
       <w:tab/>
-      <w:t>2026-03-05</w:t>
+      <w:t>2026-03-06</w:t>
       <w:br/>
       <w:br/>
     </w:r>

--- a/klagomål/A 34204-2025 FSC-klagomål.docx
+++ b/klagomål/A 34204-2025 FSC-klagomål.docx
@@ -694,7 +694,7 @@
     <w:r>
       <w:tab/>
       <w:tab/>
-      <w:t>2026-03-06</w:t>
+      <w:t>2026-03-07</w:t>
       <w:br/>
       <w:br/>
     </w:r>

--- a/klagomål/A 34204-2025 FSC-klagomål.docx
+++ b/klagomål/A 34204-2025 FSC-klagomål.docx
@@ -694,7 +694,7 @@
     <w:r>
       <w:tab/>
       <w:tab/>
-      <w:t>2026-03-07</w:t>
+      <w:t>2026-03-08</w:t>
       <w:br/>
       <w:br/>
     </w:r>

--- a/klagomål/A 34204-2025 FSC-klagomål.docx
+++ b/klagomål/A 34204-2025 FSC-klagomål.docx
@@ -694,7 +694,7 @@
     <w:r>
       <w:tab/>
       <w:tab/>
-      <w:t>2026-03-08</w:t>
+      <w:t>2026-03-09</w:t>
       <w:br/>
       <w:br/>
     </w:r>

--- a/klagomål/A 34204-2025 FSC-klagomål.docx
+++ b/klagomål/A 34204-2025 FSC-klagomål.docx
@@ -694,7 +694,7 @@
     <w:r>
       <w:tab/>
       <w:tab/>
-      <w:t>2026-03-09</w:t>
+      <w:t>2026-03-10</w:t>
       <w:br/>
       <w:br/>
     </w:r>

--- a/klagomål/A 34204-2025 FSC-klagomål.docx
+++ b/klagomål/A 34204-2025 FSC-klagomål.docx
@@ -694,7 +694,7 @@
     <w:r>
       <w:tab/>
       <w:tab/>
-      <w:t>2026-03-10</w:t>
+      <w:t>2026-03-11</w:t>
       <w:br/>
       <w:br/>
     </w:r>

--- a/klagomål/A 34204-2025 FSC-klagomål.docx
+++ b/klagomål/A 34204-2025 FSC-klagomål.docx
@@ -694,7 +694,7 @@
     <w:r>
       <w:tab/>
       <w:tab/>
-      <w:t>2026-03-11</w:t>
+      <w:t>2026-03-12</w:t>
       <w:br/>
       <w:br/>
     </w:r>

--- a/klagomål/A 34204-2025 FSC-klagomål.docx
+++ b/klagomål/A 34204-2025 FSC-klagomål.docx
@@ -694,7 +694,7 @@
     <w:r>
       <w:tab/>
       <w:tab/>
-      <w:t>2026-03-12</w:t>
+      <w:t>2026-03-13</w:t>
       <w:br/>
       <w:br/>
     </w:r>

--- a/klagomål/A 34204-2025 FSC-klagomål.docx
+++ b/klagomål/A 34204-2025 FSC-klagomål.docx
@@ -694,7 +694,7 @@
     <w:r>
       <w:tab/>
       <w:tab/>
-      <w:t>2026-04-14</w:t>
+      <w:t>2026-04-15</w:t>
       <w:br/>
       <w:br/>
     </w:r>

--- a/klagomål/A 34204-2025 FSC-klagomål.docx
+++ b/klagomål/A 34204-2025 FSC-klagomål.docx
@@ -694,7 +694,7 @@
     <w:r>
       <w:tab/>
       <w:tab/>
-      <w:t>2026-04-15</w:t>
+      <w:t>2026-04-16</w:t>
       <w:br/>
       <w:br/>
     </w:r>

--- a/klagomål/A 34204-2025 FSC-klagomål.docx
+++ b/klagomål/A 34204-2025 FSC-klagomål.docx
@@ -694,7 +694,7 @@
     <w:r>
       <w:tab/>
       <w:tab/>
-      <w:t>2026-04-16</w:t>
+      <w:t>2026-04-17</w:t>
       <w:br/>
       <w:br/>
     </w:r>

--- a/klagomål/A 34204-2025 FSC-klagomål.docx
+++ b/klagomål/A 34204-2025 FSC-klagomål.docx
@@ -694,7 +694,7 @@
     <w:r>
       <w:tab/>
       <w:tab/>
-      <w:t>2026-04-17</w:t>
+      <w:t>2026-04-18</w:t>
       <w:br/>
       <w:br/>
     </w:r>

--- a/klagomål/A 34204-2025 FSC-klagomål.docx
+++ b/klagomål/A 34204-2025 FSC-klagomål.docx
@@ -694,7 +694,7 @@
     <w:r>
       <w:tab/>
       <w:tab/>
-      <w:t>2026-04-18</w:t>
+      <w:t>2026-04-19</w:t>
       <w:br/>
       <w:br/>
     </w:r>

--- a/klagomål/A 34204-2025 FSC-klagomål.docx
+++ b/klagomål/A 34204-2025 FSC-klagomål.docx
@@ -694,7 +694,7 @@
     <w:r>
       <w:tab/>
       <w:tab/>
-      <w:t>2026-04-19</w:t>
+      <w:t>2026-04-20</w:t>
       <w:br/>
       <w:br/>
     </w:r>

--- a/klagomål/A 34204-2025 FSC-klagomål.docx
+++ b/klagomål/A 34204-2025 FSC-klagomål.docx
@@ -694,7 +694,7 @@
     <w:r>
       <w:tab/>
       <w:tab/>
-      <w:t>2026-04-20</w:t>
+      <w:t>2026-04-21</w:t>
       <w:br/>
       <w:br/>
     </w:r>

--- a/klagomål/A 34204-2025 FSC-klagomål.docx
+++ b/klagomål/A 34204-2025 FSC-klagomål.docx
@@ -694,7 +694,7 @@
     <w:r>
       <w:tab/>
       <w:tab/>
-      <w:t>2026-04-21</w:t>
+      <w:t>2026-04-22</w:t>
       <w:br/>
       <w:br/>
     </w:r>

--- a/klagomål/A 34204-2025 FSC-klagomål.docx
+++ b/klagomål/A 34204-2025 FSC-klagomål.docx
@@ -694,7 +694,7 @@
     <w:r>
       <w:tab/>
       <w:tab/>
-      <w:t>2026-04-22</w:t>
+      <w:t>2026-04-23</w:t>
       <w:br/>
       <w:br/>
     </w:r>

--- a/klagomål/A 34204-2025 FSC-klagomål.docx
+++ b/klagomål/A 34204-2025 FSC-klagomål.docx
@@ -694,7 +694,7 @@
     <w:r>
       <w:tab/>
       <w:tab/>
-      <w:t>2026-04-23</w:t>
+      <w:t>2026-04-24</w:t>
       <w:br/>
       <w:br/>
     </w:r>

--- a/klagomål/A 34204-2025 FSC-klagomål.docx
+++ b/klagomål/A 34204-2025 FSC-klagomål.docx
@@ -694,7 +694,7 @@
     <w:r>
       <w:tab/>
       <w:tab/>
-      <w:t>2026-04-24</w:t>
+      <w:t>2026-04-25</w:t>
       <w:br/>
       <w:br/>
     </w:r>

--- a/klagomål/A 34204-2025 FSC-klagomål.docx
+++ b/klagomål/A 34204-2025 FSC-klagomål.docx
@@ -694,7 +694,7 @@
     <w:r>
       <w:tab/>
       <w:tab/>
-      <w:t>2026-04-25</w:t>
+      <w:t>2026-04-26</w:t>
       <w:br/>
       <w:br/>
     </w:r>

--- a/klagomål/A 34204-2025 FSC-klagomål.docx
+++ b/klagomål/A 34204-2025 FSC-klagomål.docx
@@ -694,7 +694,7 @@
     <w:r>
       <w:tab/>
       <w:tab/>
-      <w:t>2026-04-26</w:t>
+      <w:t>2026-04-27</w:t>
       <w:br/>
       <w:br/>
     </w:r>

--- a/klagomål/A 34204-2025 FSC-klagomål.docx
+++ b/klagomål/A 34204-2025 FSC-klagomål.docx
@@ -694,7 +694,7 @@
     <w:r>
       <w:tab/>
       <w:tab/>
-      <w:t>2026-04-27</w:t>
+      <w:t>2026-04-28</w:t>
       <w:br/>
       <w:br/>
     </w:r>

--- a/klagomål/A 34204-2025 FSC-klagomål.docx
+++ b/klagomål/A 34204-2025 FSC-klagomål.docx
@@ -694,7 +694,7 @@
     <w:r>
       <w:tab/>
       <w:tab/>
-      <w:t>2026-04-28</w:t>
+      <w:t>2026-04-29</w:t>
       <w:br/>
       <w:br/>
     </w:r>

--- a/klagomål/A 34204-2025 FSC-klagomål.docx
+++ b/klagomål/A 34204-2025 FSC-klagomål.docx
@@ -694,7 +694,7 @@
     <w:r>
       <w:tab/>
       <w:tab/>
-      <w:t>2026-04-29</w:t>
+      <w:t>2026-04-30</w:t>
       <w:br/>
       <w:br/>
     </w:r>

--- a/klagomål/A 34204-2025 FSC-klagomål.docx
+++ b/klagomål/A 34204-2025 FSC-klagomål.docx
@@ -694,7 +694,7 @@
     <w:r>
       <w:tab/>
       <w:tab/>
-      <w:t>2026-05-16</w:t>
+      <w:t>2026-05-17</w:t>
       <w:br/>
       <w:br/>
     </w:r>

--- a/klagomål/A 34204-2025 FSC-klagomål.docx
+++ b/klagomål/A 34204-2025 FSC-klagomål.docx
@@ -694,7 +694,7 @@
     <w:r>
       <w:tab/>
       <w:tab/>
-      <w:t>2026-05-17</w:t>
+      <w:t>2026-05-18</w:t>
       <w:br/>
       <w:br/>
     </w:r>

--- a/klagomål/A 34204-2025 FSC-klagomål.docx
+++ b/klagomål/A 34204-2025 FSC-klagomål.docx
@@ -694,7 +694,7 @@
     <w:r>
       <w:tab/>
       <w:tab/>
-      <w:t>2026-05-18</w:t>
+      <w:t>2026-05-19</w:t>
       <w:br/>
       <w:br/>
     </w:r>

--- a/klagomål/A 34204-2025 FSC-klagomål.docx
+++ b/klagomål/A 34204-2025 FSC-klagomål.docx
@@ -694,7 +694,7 @@
     <w:r>
       <w:tab/>
       <w:tab/>
-      <w:t>2026-05-19</w:t>
+      <w:t>2026-05-20</w:t>
       <w:br/>
       <w:br/>
     </w:r>

--- a/klagomål/A 34204-2025 FSC-klagomål.docx
+++ b/klagomål/A 34204-2025 FSC-klagomål.docx
@@ -694,7 +694,7 @@
     <w:r>
       <w:tab/>
       <w:tab/>
-      <w:t>2026-05-20</w:t>
+      <w:t>2026-05-21</w:t>
       <w:br/>
       <w:br/>
     </w:r>

--- a/klagomål/A 34204-2025 FSC-klagomål.docx
+++ b/klagomål/A 34204-2025 FSC-klagomål.docx
@@ -694,7 +694,7 @@
     <w:r>
       <w:tab/>
       <w:tab/>
-      <w:t>2026-05-21</w:t>
+      <w:t>2026-05-22</w:t>
       <w:br/>
       <w:br/>
     </w:r>

--- a/klagomål/A 34204-2025 FSC-klagomål.docx
+++ b/klagomål/A 34204-2025 FSC-klagomål.docx
@@ -694,7 +694,7 @@
     <w:r>
       <w:tab/>
       <w:tab/>
-      <w:t>2026-05-22</w:t>
+      <w:t>2026-05-23</w:t>
       <w:br/>
       <w:br/>
     </w:r>

--- a/klagomål/A 34204-2025 FSC-klagomål.docx
+++ b/klagomål/A 34204-2025 FSC-klagomål.docx
@@ -694,7 +694,7 @@
     <w:r>
       <w:tab/>
       <w:tab/>
-      <w:t>2026-05-23</w:t>
+      <w:t>2026-05-24</w:t>
       <w:br/>
       <w:br/>
     </w:r>

--- a/klagomål/A 34204-2025 FSC-klagomål.docx
+++ b/klagomål/A 34204-2025 FSC-klagomål.docx
@@ -694,7 +694,7 @@
     <w:r>
       <w:tab/>
       <w:tab/>
-      <w:t>2026-05-24</w:t>
+      <w:t>2026-05-25</w:t>
       <w:br/>
       <w:br/>
     </w:r>

--- a/klagomål/A 34204-2025 FSC-klagomål.docx
+++ b/klagomål/A 34204-2025 FSC-klagomål.docx
@@ -694,7 +694,7 @@
     <w:r>
       <w:tab/>
       <w:tab/>
-      <w:t>2026-05-25</w:t>
+      <w:t>2026-05-26</w:t>
       <w:br/>
       <w:br/>
     </w:r>

--- a/klagomål/A 34204-2025 FSC-klagomål.docx
+++ b/klagomål/A 34204-2025 FSC-klagomål.docx
@@ -694,7 +694,7 @@
     <w:r>
       <w:tab/>
       <w:tab/>
-      <w:t>2026-05-26</w:t>
+      <w:t>2026-05-27</w:t>
       <w:br/>
       <w:br/>
     </w:r>

--- a/klagomål/A 34204-2025 FSC-klagomål.docx
+++ b/klagomål/A 34204-2025 FSC-klagomål.docx
@@ -694,7 +694,7 @@
     <w:r>
       <w:tab/>
       <w:tab/>
-      <w:t>2026-05-27</w:t>
+      <w:t>2026-05-28</w:t>
       <w:br/>
       <w:br/>
     </w:r>

--- a/klagomål/A 34204-2025 FSC-klagomål.docx
+++ b/klagomål/A 34204-2025 FSC-klagomål.docx
@@ -694,7 +694,7 @@
     <w:r>
       <w:tab/>
       <w:tab/>
-      <w:t>2026-05-28</w:t>
+      <w:t>2026-05-29</w:t>
       <w:br/>
       <w:br/>
     </w:r>

--- a/klagomål/A 34204-2025 FSC-klagomål.docx
+++ b/klagomål/A 34204-2025 FSC-klagomål.docx
@@ -694,7 +694,7 @@
     <w:r>
       <w:tab/>
       <w:tab/>
-      <w:t>2026-05-29</w:t>
+      <w:t>2026-05-30</w:t>
       <w:br/>
       <w:br/>
     </w:r>

--- a/klagomål/A 34204-2025 FSC-klagomål.docx
+++ b/klagomål/A 34204-2025 FSC-klagomål.docx
@@ -694,7 +694,7 @@
     <w:r>
       <w:tab/>
       <w:tab/>
-      <w:t>2026-05-30</w:t>
+      <w:t>2026-05-31</w:t>
       <w:br/>
       <w:br/>
     </w:r>

--- a/klagomål/A 34204-2025 FSC-klagomål.docx
+++ b/klagomål/A 34204-2025 FSC-klagomål.docx
@@ -694,7 +694,7 @@
     <w:r>
       <w:tab/>
       <w:tab/>
-      <w:t>2026-05-31</w:t>
+      <w:t>2026-06-01</w:t>
       <w:br/>
       <w:br/>
     </w:r>

--- a/klagomål/A 34204-2025 FSC-klagomål.docx
+++ b/klagomål/A 34204-2025 FSC-klagomål.docx
@@ -694,7 +694,7 @@
     <w:r>
       <w:tab/>
       <w:tab/>
-      <w:t>2026-06-01</w:t>
+      <w:t>2026-06-02</w:t>
       <w:br/>
       <w:br/>
     </w:r>

--- a/klagomål/A 34204-2025 FSC-klagomål.docx
+++ b/klagomål/A 34204-2025 FSC-klagomål.docx
@@ -694,7 +694,7 @@
     <w:r>
       <w:tab/>
       <w:tab/>
-      <w:t>2026-06-02</w:t>
+      <w:t>2026-06-03</w:t>
       <w:br/>
       <w:br/>
     </w:r>

--- a/klagomål/A 34204-2025 FSC-klagomål.docx
+++ b/klagomål/A 34204-2025 FSC-klagomål.docx
@@ -694,7 +694,7 @@
     <w:r>
       <w:tab/>
       <w:tab/>
-      <w:t>2026-06-03</w:t>
+      <w:t>2026-06-04</w:t>
       <w:br/>
       <w:br/>
     </w:r>

--- a/klagomål/A 34204-2025 FSC-klagomål.docx
+++ b/klagomål/A 34204-2025 FSC-klagomål.docx
@@ -694,7 +694,7 @@
     <w:r>
       <w:tab/>
       <w:tab/>
-      <w:t>2026-06-04</w:t>
+      <w:t>2026-06-05</w:t>
       <w:br/>
       <w:br/>
     </w:r>
